--- a/06-submission/response-to-reviewers-R2.docx
+++ b/06-submission/response-to-reviewers-R2.docx
@@ -33,7 +33,7 @@
           <w:i/>
           <w:iCs/>
         </w:rPr>
-        <w:t xml:space="preserve">When Dictionaries Hit a Polysemy Ceiling: Validating a Measure of Visibility Bias with LLMs and Behavioral Evidence</w:t>
+        <w:t xml:space="preserve">Visibility Bias in Chinese Municipal Government Work Reports: Measurement and Behavioral Validation</w:t>
       </w:r>
       <w:r>
         <w:t xml:space="preserve"> </w:t>

--- a/06-submission/response-to-reviewers-R2.docx
+++ b/06-submission/response-to-reviewers-R2.docx
@@ -991,22 +991,7 @@
           <w:b/>
           <w:bCs/>
         </w:rPr>
-        <w:t xml:space="preserve">target-responsibility </w:t>
-      </w:r>
-      <w:r>
-        <w:rPr>
-          <w:rFonts w:hint="eastAsia"/>
-          <w:b/>
-          <w:bCs/>
-        </w:rPr>
-        <w:t xml:space="preserve">(目标责任制)</w:t>
-      </w:r>
-      <w:r>
-        <w:rPr>
-          <w:b/>
-          <w:bCs/>
-        </w:rPr>
-        <w:t xml:space="preserve"> cadre-evaluation</w:t>
+        <w:t xml:space="preserve">target-responsibility cadre-evaluation</w:t>
       </w:r>
       <w:r>
         <w:t xml:space="preserve"> </w:t>

--- a/06-submission/response-to-reviewers-R2.docx
+++ b/06-submission/response-to-reviewers-R2.docx
@@ -2,7 +2,7 @@
 <file path=word/document.xml><?xml version="1.0" encoding="utf-8"?>
 <w:document xmlns:w="http://schemas.openxmlformats.org/wordprocessingml/2006/main" xmlns:m="http://schemas.openxmlformats.org/officeDocument/2006/math" xmlns:r="http://schemas.openxmlformats.org/officeDocument/2006/relationships" xmlns:o="urn:schemas-microsoft-com:office:office" xmlns:v="urn:schemas-microsoft-com:vml" xmlns:w10="urn:schemas-microsoft-com:office:word" xmlns:a="http://schemas.openxmlformats.org/drawingml/2006/main" xmlns:pic="http://schemas.openxmlformats.org/drawingml/2006/picture" xmlns:wp="http://schemas.openxmlformats.org/drawingml/2006/wordprocessingDrawing">
   <w:body>
-    <w:bookmarkStart w:id="17" w:name="response-to-the-editor-and-reviewer"/>
+    <w:bookmarkStart w:id="18" w:name="response-to-the-editor-and-reviewer"/>
     <w:p>
       <w:pPr>
         <w:pStyle w:val="Heading1"/>
@@ -39,7 +39,49 @@
         <w:t xml:space="preserve"> </w:t>
       </w:r>
       <w:r>
-        <w:t xml:space="preserve">(revised title; was</w:t>
+        <w:t xml:space="preserve">(revised subtitle; the instrument and structure are unchanged from the reviewed version)</w:t>
+      </w:r>
+      <w:r>
+        <w:t xml:space="preserve"> </w:t>
+      </w:r>
+      <w:r>
+        <w:rPr>
+          <w:b/>
+          <w:bCs/>
+        </w:rPr>
+        <w:t xml:space="preserve">Journal</w:t>
+      </w:r>
+      <w:r>
+        <w:t xml:space="preserve">: Journal of Computational Social Science ·</w:t>
+      </w:r>
+      <w:r>
+        <w:t xml:space="preserve"> </w:t>
+      </w:r>
+      <w:r>
+        <w:rPr>
+          <w:b/>
+          <w:bCs/>
+        </w:rPr>
+        <w:t xml:space="preserve">Decision</w:t>
+      </w:r>
+      <w:r>
+        <w:t xml:space="preserve">: Major Revisions (Editor-in-Chief: Takashi Kamihigashi; Reviewer #1)</w:t>
+      </w:r>
+    </w:p>
+    <w:p>
+      <w:pPr>
+        <w:pStyle w:val="BodyText"/>
+      </w:pPr>
+      <w:r>
+        <w:t xml:space="preserve">Dear Professor Kamihigashi and Reviewer #1,</w:t>
+      </w:r>
+    </w:p>
+    <w:p>
+      <w:pPr>
+        <w:pStyle w:val="BodyText"/>
+      </w:pPr>
+      <w:r>
+        <w:t xml:space="preserve">We thank you for an exceptionally constructive review. Your central diagnosis — that the manuscript measured visible-infrastructure</w:t>
       </w:r>
       <w:r>
         <w:t xml:space="preserve"> </w:t>
@@ -49,52 +91,13 @@
           <w:i/>
           <w:iCs/>
         </w:rPr>
-        <w:t xml:space="preserve">Measuring Visibility Bias in Bureaucratic Text</w:t>
-      </w:r>
-      <w:r>
-        <w:t xml:space="preserve">)</w:t>
-      </w:r>
-      <w:r>
-        <w:t xml:space="preserve"> </w:t>
-      </w:r>
-      <w:r>
-        <w:rPr>
-          <w:b/>
-          <w:bCs/>
-        </w:rPr>
-        <w:t xml:space="preserve">Journal</w:t>
-      </w:r>
-      <w:r>
-        <w:t xml:space="preserve">: Journal of Computational Social Science ·</w:t>
-      </w:r>
-      <w:r>
-        <w:t xml:space="preserve"> </w:t>
-      </w:r>
-      <w:r>
-        <w:rPr>
-          <w:b/>
-          <w:bCs/>
-        </w:rPr>
-        <w:t xml:space="preserve">Decision</w:t>
-      </w:r>
-      <w:r>
-        <w:t xml:space="preserve">: Major Revisions (Editor-in-Chief: Takashi Kamihigashi; Reviewer #1)</w:t>
-      </w:r>
-    </w:p>
-    <w:p>
-      <w:pPr>
-        <w:pStyle w:val="BodyText"/>
-      </w:pPr>
-      <w:r>
-        <w:t xml:space="preserve">Dear Professor Kamihigashi and Reviewer #1,</w:t>
-      </w:r>
-    </w:p>
-    <w:p>
-      <w:pPr>
-        <w:pStyle w:val="BodyText"/>
-      </w:pPr>
-      <w:r>
-        <w:t xml:space="preserve">We thank you for an exceptionally constructive review. The central diagnosis — that the manuscript measured visible-infrastructure</w:t>
+        <w:t xml:space="preserve">rhetoric</w:t>
+      </w:r>
+      <w:r>
+        <w:t xml:space="preserve"> </w:t>
+      </w:r>
+      <w:r>
+        <w:t xml:space="preserve">more convincingly than strategic</w:t>
       </w:r>
       <w:r>
         <w:t xml:space="preserve"> </w:t>
@@ -104,39 +107,39 @@
           <w:i/>
           <w:iCs/>
         </w:rPr>
-        <w:t xml:space="preserve">rhetoric</w:t>
-      </w:r>
-      <w:r>
-        <w:t xml:space="preserve"> </w:t>
-      </w:r>
-      <w:r>
-        <w:t xml:space="preserve">more convincingly than strategic</w:t>
-      </w:r>
-      <w:r>
-        <w:t xml:space="preserve"> </w:t>
-      </w:r>
-      <w:r>
-        <w:rPr>
-          <w:i/>
-          <w:iCs/>
-        </w:rPr>
         <w:t xml:space="preserve">visibility bias</w:t>
       </w:r>
       <w:r>
-        <w:t xml:space="preserve">, and overclaimed beyond its evidence — was correct, and it prompted us to</w:t>
-      </w:r>
-      <w:r>
-        <w:t xml:space="preserve"> </w:t>
-      </w:r>
-      <w:r>
-        <w:rPr>
-          <w:b/>
-          <w:bCs/>
-        </w:rPr>
-        <w:t xml:space="preserve">reconceive the paper as a study in the validation of dictionary text-as-data measures</w:t>
-      </w:r>
-      <w:r>
-        <w:t xml:space="preserve">, using visibility bias as the case. The revised paper makes four moves that, together, address every point raised:</w:t>
+        <w:t xml:space="preserve">, and overclaimed beyond its evidence — was correct. We have</w:t>
+      </w:r>
+      <w:r>
+        <w:t xml:space="preserve"> </w:t>
+      </w:r>
+      <w:r>
+        <w:rPr>
+          <w:b/>
+          <w:bCs/>
+        </w:rPr>
+        <w:t xml:space="preserve">kept the Visibility Attention Index (VAI) as the paper’s instrument and kept the paper’s structure</w:t>
+      </w:r>
+      <w:r>
+        <w:t xml:space="preserve">, and used your comments to</w:t>
+      </w:r>
+      <w:r>
+        <w:t xml:space="preserve"> </w:t>
+      </w:r>
+      <w:r>
+        <w:rPr>
+          <w:b/>
+          <w:bCs/>
+        </w:rPr>
+        <w:t xml:space="preserve">substantially strengthen the validation and narrow the claims</w:t>
+      </w:r>
+      <w:r>
+        <w:t xml:space="preserve"> </w:t>
+      </w:r>
+      <w:r>
+        <w:t xml:space="preserve">along four lines:</w:t>
       </w:r>
     </w:p>
     <w:p>
@@ -152,13 +155,13 @@
           <w:b/>
           <w:bCs/>
         </w:rPr>
-        <w:t xml:space="preserve">A rigorous passage-level validation</w:t>
-      </w:r>
-      <w:r>
-        <w:t xml:space="preserve"> </w:t>
-      </w:r>
-      <w:r>
-        <w:t xml:space="preserve">(human double-coding + a three-model LLM ensemble) that honestly maps what a visibility dictionary can and cannot measure — including a</w:t>
+        <w:t xml:space="preserve">Direct passage-level validation</w:t>
+      </w:r>
+      <w:r>
+        <w:t xml:space="preserve"> </w:t>
+      </w:r>
+      <w:r>
+        <w:t xml:space="preserve">(human double-coding + a three-model LLM ensemble) that honestly maps what the visibility dictionary can and cannot measure — including a</w:t>
       </w:r>
       <w:r>
         <w:t xml:space="preserve"> </w:t>
@@ -174,7 +177,7 @@
         <w:t xml:space="preserve"> </w:t>
       </w:r>
       <w:r>
-        <w:t xml:space="preserve">we did not previously recognize.</w:t>
+        <w:t xml:space="preserve">we had not previously recognized (§3.2.0).</w:t>
       </w:r>
     </w:p>
     <w:p>
@@ -196,7 +199,7 @@
         <w:t xml:space="preserve"> </w:t>
       </w:r>
       <w:r>
-        <w:t xml:space="preserve">(LLM-ensemble classification) for users who need it.</w:t>
+        <w:t xml:space="preserve">(LLM-ensemble classification) where the dictionary ceiling binds (§3.2.0).</w:t>
       </w:r>
     </w:p>
     <w:p>
@@ -234,7 +237,7 @@
         <w:t xml:space="preserve"> </w:t>
       </w:r>
       <w:r>
-        <w:t xml:space="preserve">text measure co-moves with</w:t>
+        <w:t xml:space="preserve">concrete measure co-moves with</w:t>
       </w:r>
       <w:r>
         <w:t xml:space="preserve"> </w:t>
@@ -250,7 +253,7 @@
         <w:t xml:space="preserve"> </w:t>
       </w:r>
       <w:r>
-        <w:t xml:space="preserve">cosmetic investment, while the naive measure does not.</w:t>
+        <w:t xml:space="preserve">cosmetic investment while the naive measure does not (§3.2.7).</w:t>
       </w:r>
     </w:p>
     <w:p>
@@ -272,7 +275,15 @@
         <w:t xml:space="preserve"> </w:t>
       </w:r>
       <w:r>
-        <w:t xml:space="preserve">of the under-identified causal and welfare exercises, as you advised, and a narrowing of the paper to a single measurement-validation identity.</w:t>
+        <w:t xml:space="preserve">of the under-identified causal and welfare exercises, and narrowing of the claims to what the evidence supports (§4.4–§4.5).</w:t>
+      </w:r>
+    </w:p>
+    <w:p>
+      <w:pPr>
+        <w:pStyle w:val="FirstParagraph"/>
+      </w:pPr>
+      <w:r>
+        <w:t xml:space="preserve">The paper a reviewer reads is the same paper, with much stronger validation — not a different one.</w:t>
       </w:r>
     </w:p>
     <w:bookmarkStart w:id="9" w:name="a-note-on-the-author-team"/>
@@ -289,7 +300,7 @@
         <w:pStyle w:val="FirstParagraph"/>
       </w:pPr>
       <w:r>
-        <w:t xml:space="preserve">To meet the methodological bar the review implied, we strengthened the author team with two contributors whose work directly answers needs the review surfaced:</w:t>
+        <w:t xml:space="preserve">We strengthened the author team with two contributors whose work directly answers needs the review surfaced:</w:t>
       </w:r>
     </w:p>
     <w:p>
@@ -311,7 +322,7 @@
         <w:t xml:space="preserve"> </w:t>
       </w:r>
       <w:r>
-        <w:t xml:space="preserve">(co-first author; urban &amp; rural planning) constructed and verified the visible-versus-functional classification behind the new procurement evidence (§4.3) — the domain judgment that a keyword scheme alone cannot supply.</w:t>
+        <w:t xml:space="preserve">(co-first author; urban &amp; rural planning) constructed and verified the visible-versus-functional classification behind the new procurement evidence (§4.3) — domain judgment a keyword scheme alone cannot supply.</w:t>
       </w:r>
     </w:p>
     <w:p>
@@ -349,7 +360,7 @@
         <w:t xml:space="preserve"> </w:t>
       </w:r>
       <w:r>
-        <w:t xml:space="preserve">the reviewer explicitly requested (Comment 3).</w:t>
+        <w:t xml:space="preserve">the reviewer requested (Comment 3).</w:t>
       </w:r>
     </w:p>
     <w:p>
@@ -357,7 +368,7 @@
         <w:pStyle w:val="FirstParagraph"/>
       </w:pPr>
       <w:r>
-        <w:t xml:space="preserve">Authorship follows ICMJE criteria; per-author contributions are listed in the Statements and Declarations. We note that the LLM-ensemble classification central to the paper was also used, transparently, to</w:t>
+        <w:t xml:space="preserve">Authorship follows ICMJE criteria; contributions are in the Statements and Declarations. The LLM ensemble was also used, transparently, to</w:t>
       </w:r>
       <w:r>
         <w:t xml:space="preserve"> </w:t>
@@ -373,15 +384,7 @@
         <w:t xml:space="preserve"> </w:t>
       </w:r>
       <w:r>
-        <w:t xml:space="preserve">the procurement-lexicon adjudication, which the domain-expert coauthor then signed off — a workflow consistent with the paper’s own thesis about combining dictionaries, LLMs, and human validation.</w:t>
-      </w:r>
-    </w:p>
-    <w:p>
-      <w:pPr>
-        <w:pStyle w:val="BodyText"/>
-      </w:pPr>
-      <w:r>
-        <w:t xml:space="preserve">We respond point by point below. Section numbers refer to the revised manuscript.</w:t>
+        <w:t xml:space="preserve">the procurement-lexicon adjudication, which the domain-expert coauthor then signed off — a workflow consistent with the paper’s own thesis about combining dictionaries, LLMs, and human validation. Section numbers below refer to the revised manuscript.</w:t>
       </w:r>
     </w:p>
     <w:p>
@@ -392,7 +395,7 @@
       </w:r>
     </w:p>
     <w:bookmarkEnd w:id="9"/>
-    <w:bookmarkStart w:id="15" w:name="reviewer-1"/>
+    <w:bookmarkStart w:id="16" w:name="reviewer-1"/>
     <w:p>
       <w:pPr>
         <w:pStyle w:val="Heading2"/>
@@ -435,7 +438,7 @@
           <w:b/>
           <w:bCs/>
         </w:rPr>
-        <w:t xml:space="preserve">Accepted, and answered with new evidence — this is the core of the revision.</w:t>
+        <w:t xml:space="preserve">Accepted, and answered with new evidence — the core of the revision.</w:t>
       </w:r>
       <w:r>
         <w:t xml:space="preserve"> </w:t>
@@ -489,98 +492,77 @@
         <w:t xml:space="preserve"> </w:t>
       </w:r>
       <w:r>
-        <w:t xml:space="preserve">response to incentives) is now addressed directly.</w:t>
-      </w:r>
-    </w:p>
-    <w:p>
-      <w:pPr>
-        <w:pStyle w:val="BodyText"/>
-      </w:pPr>
+        <w:t xml:space="preserve">response to incentives) is addressed directly. (a) We give a</w:t>
+      </w:r>
+      <w:r>
+        <w:t xml:space="preserve"> </w:t>
+      </w:r>
+      <w:r>
+        <w:rPr>
+          <w:b/>
+          <w:bCs/>
+        </w:rPr>
+        <w:t xml:space="preserve">principled construct definition</w:t>
+      </w:r>
+      <w:r>
+        <w:t xml:space="preserve"> </w:t>
+      </w:r>
+      <w:r>
+        <w:t xml:space="preserve">(§2, §3.1.1):</w:t>
+      </w:r>
+      <w:r>
+        <w:t xml:space="preserve"> </w:t>
+      </w:r>
+      <w:r>
+        <w:t xml:space="preserve">“visible”</w:t>
+      </w:r>
+      <w:r>
+        <w:t xml:space="preserve"> </w:t>
+      </w:r>
+      <w:r>
+        <w:t xml:space="preserve">=</w:t>
+      </w:r>
+      <w:r>
+        <w:t xml:space="preserve"> </w:t>
+      </w:r>
+      <w:r>
+        <w:rPr>
+          <w:b/>
+          <w:bCs/>
+        </w:rPr>
+        <w:t xml:space="preserve">observability/salience to the evaluating superior</w:t>
+      </w:r>
+      <w:r>
+        <w:t xml:space="preserve">, not surface appearance; the instructive boundary case is</w:t>
+      </w:r>
+      <w:r>
+        <w:t xml:space="preserve"> </w:t>
+      </w:r>
+      <w:r>
+        <w:rPr>
+          <w:b/>
+          <w:bCs/>
+        </w:rPr>
+        <w:t xml:space="preserve">metro/rail</w:t>
+      </w:r>
+      <w:r>
+        <w:t xml:space="preserve"> </w:t>
+      </w:r>
+      <w:r>
+        <w:t xml:space="preserve">— physically underground yet a daily-used, media-celebrated prestige achievement, hence maximally salient and coded</w:t>
+      </w:r>
+      <w:r>
+        <w:t xml:space="preserve"> </w:t>
+      </w:r>
       <w:r>
         <w:rPr>
           <w:i/>
           <w:iCs/>
         </w:rPr>
-        <w:t xml:space="preserve">What we changed.</w:t>
-      </w:r>
-      <w:r>
-        <w:t xml:space="preserve"> </w:t>
-      </w:r>
-      <w:r>
-        <w:t xml:space="preserve">(a) We give a</w:t>
-      </w:r>
-      <w:r>
-        <w:t xml:space="preserve"> </w:t>
-      </w:r>
-      <w:r>
-        <w:rPr>
-          <w:b/>
-          <w:bCs/>
-        </w:rPr>
-        <w:t xml:space="preserve">principled construct definition</w:t>
-      </w:r>
-      <w:r>
-        <w:t xml:space="preserve"> </w:t>
-      </w:r>
-      <w:r>
-        <w:t xml:space="preserve">(§1–§2):</w:t>
-      </w:r>
-      <w:r>
-        <w:t xml:space="preserve"> </w:t>
-      </w:r>
-      <w:r>
-        <w:t xml:space="preserve">“visible”</w:t>
-      </w:r>
-      <w:r>
-        <w:t xml:space="preserve"> </w:t>
-      </w:r>
-      <w:r>
-        <w:t xml:space="preserve">=</w:t>
-      </w:r>
-      <w:r>
-        <w:t xml:space="preserve"> </w:t>
-      </w:r>
-      <w:r>
-        <w:rPr>
-          <w:b/>
-          <w:bCs/>
-        </w:rPr>
-        <w:t xml:space="preserve">observability/salience to the evaluating audience</w:t>
-      </w:r>
-      <w:r>
-        <w:t xml:space="preserve"> </w:t>
-      </w:r>
-      <w:r>
-        <w:t xml:space="preserve">(superiors, inspectors, media, citizens), not surface appearance. The instructive boundary case is</w:t>
-      </w:r>
-      <w:r>
-        <w:t xml:space="preserve"> </w:t>
-      </w:r>
-      <w:r>
-        <w:rPr>
-          <w:b/>
-          <w:bCs/>
-        </w:rPr>
-        <w:t xml:space="preserve">metro/rail</w:t>
-      </w:r>
-      <w:r>
-        <w:t xml:space="preserve"> </w:t>
-      </w:r>
-      <w:r>
-        <w:t xml:space="preserve">— physically underground yet a daily-used, media-celebrated prestige achievement, hence maximally salient and coded</w:t>
-      </w:r>
-      <w:r>
-        <w:t xml:space="preserve"> </w:t>
-      </w:r>
-      <w:r>
-        <w:rPr>
-          <w:i/>
-          <w:iCs/>
-        </w:rPr>
         <w:t xml:space="preserve">visible</w:t>
       </w:r>
       <w:r>
-        <w:t xml:space="preserve">. (b) We supply the</w:t>
+        <w:t xml:space="preserve">. (b) We add the</w:t>
       </w:r>
       <w:r>
         <w:t xml:space="preserve"> </w:t>
@@ -596,7 +578,7 @@
         <w:t xml:space="preserve"> </w:t>
       </w:r>
       <w:r>
-        <w:t xml:space="preserve">you asked for (§4). Using plausibly-exogenous, retirement-driven secretary turnover as an incentive shock, both real accounting-based cosmetic investment</w:t>
+        <w:t xml:space="preserve">you asked for (§3.2.7): using plausibly-exogenous, retirement-driven secretary turnover as an incentive shock, real cosmetic investment</w:t>
       </w:r>
       <w:r>
         <w:t xml:space="preserve"> </w:t>
@@ -612,7 +594,7 @@
         <w:t xml:space="preserve"> </w:t>
       </w:r>
       <w:r>
-        <w:t xml:space="preserve">the validated concrete text measure rise in the year after turnover, with clean pre-trends, whereas the</w:t>
+        <w:t xml:space="preserve">the validated concrete measure both rise in the year after turnover with clean pre-trends, whereas the</w:t>
       </w:r>
       <w:r>
         <w:t xml:space="preserve"> </w:t>
@@ -747,7 +729,7 @@
               <w:pStyle w:val="Compact"/>
             </w:pPr>
             <w:r>
-              <w:t xml:space="preserve">validated concrete text measure</w:t>
+              <w:t xml:space="preserve">validated concrete measure</w:t>
             </w:r>
           </w:p>
         </w:tc>
@@ -803,7 +785,7 @@
               <w:t xml:space="preserve"> </w:t>
             </w:r>
             <w:r>
-              <w:t xml:space="preserve">dictionary measure</w:t>
+              <w:t xml:space="preserve">measure</w:t>
             </w:r>
           </w:p>
         </w:tc>
@@ -892,7 +874,7 @@
         <w:t xml:space="preserve">behaviorally</w:t>
       </w:r>
       <w:r>
-        <w:t xml:space="preserve">, and we are explicit (§3.6) that text alone identifies</w:t>
+        <w:t xml:space="preserve">, and are explicit (§3.2.7) that text alone identifies</w:t>
       </w:r>
       <w:r>
         <w:t xml:space="preserve"> </w:t>
@@ -905,7 +887,7 @@
         <w:t xml:space="preserve">what is emphasized</w:t>
       </w:r>
       <w:r>
-        <w:t xml:space="preserve">, with the strategic interpretation resting on the behavioral co-movement — exactly the cautious framing you requested.</w:t>
+        <w:t xml:space="preserve">, with the strategic interpretation resting on this co-movement — the cautious framing you requested.</w:t>
       </w:r>
     </w:p>
     <w:bookmarkEnd w:id="10"/>
@@ -933,7 +915,7 @@
         <w:t xml:space="preserve"> </w:t>
       </w:r>
       <w:r>
-        <w:t xml:space="preserve">§3.1.0 is a new institutional-grounding subsection documenting that the GWR is</w:t>
+        <w:t xml:space="preserve">§3.1.0 is a new institutional-grounding subsection: the GWR is</w:t>
       </w:r>
       <w:r>
         <w:t xml:space="preserve"> </w:t>
@@ -981,7 +963,7 @@
         <w:t xml:space="preserve"> </w:t>
       </w:r>
       <w:r>
-        <w:t xml:space="preserve">of the municipal People’s Congress; that its commitments feed the</w:t>
+        <w:t xml:space="preserve">of the municipal People’s Congress; its commitments feed the</w:t>
       </w:r>
       <w:r>
         <w:t xml:space="preserve"> </w:t>
@@ -997,7 +979,7 @@
         <w:t xml:space="preserve"> </w:t>
       </w:r>
       <w:r>
-        <w:t xml:space="preserve">system; and that its audiences include the promotion-controlling superior, NPC delegates, and the public. We make</w:t>
+        <w:t xml:space="preserve">system; its audiences include the promotion-controlling superior, NPC delegates, and the public. We make</w:t>
       </w:r>
       <w:r>
         <w:t xml:space="preserve"> </w:t>
@@ -1024,7 +1006,10 @@
         <w:t xml:space="preserve">explicit</w:t>
       </w:r>
       <w:r>
-        <w:t xml:space="preserve">: the salience criterion is defined relative to the</w:t>
+        <w:t xml:space="preserve"> </w:t>
+      </w:r>
+      <w:r>
+        <w:t xml:space="preserve">— the salience criterion is defined relative to the</w:t>
       </w:r>
       <w:r>
         <w:t xml:space="preserve"> </w:t>
@@ -1040,7 +1025,7 @@
         <w:t xml:space="preserve"> </w:t>
       </w:r>
       <w:r>
-        <w:t xml:space="preserve">principal, and the citizen channel is reported as a bounded null (§4.4) rather than asserted as the mechanism.</w:t>
+        <w:t xml:space="preserve">principal — and report the citizen channel as a bounded null (§4.5), not the asserted mechanism.</w:t>
       </w:r>
     </w:p>
     <w:bookmarkEnd w:id="11"/>
@@ -1062,13 +1047,13 @@
           <w:b/>
           <w:bCs/>
         </w:rPr>
-        <w:t xml:space="preserve">Accepted; this drove the main new work (§3).</w:t>
-      </w:r>
-      <w:r>
-        <w:t xml:space="preserve"> </w:t>
-      </w:r>
-      <w:r>
-        <w:t xml:space="preserve">We relabel the earlier exercises for exactly what they establish — the alternative-dictionary correlation as</w:t>
+        <w:t xml:space="preserve">Accepted; this drove the main new work (§3.2).</w:t>
+      </w:r>
+      <w:r>
+        <w:t xml:space="preserve"> </w:t>
+      </w:r>
+      <w:r>
+        <w:t xml:space="preserve">We relabel the earlier checks for exactly what they establish — the alternative-dictionary correlation as</w:t>
       </w:r>
       <w:r>
         <w:t xml:space="preserve"> </w:t>
@@ -1084,7 +1069,7 @@
         <w:t xml:space="preserve"> </w:t>
       </w:r>
       <w:r>
-        <w:t xml:space="preserve">(not validity); the review-vs-plan differential as a</w:t>
+        <w:t xml:space="preserve">not validity (E-A, §3.2.1); the review-vs-plan differential as</w:t>
       </w:r>
       <w:r>
         <w:t xml:space="preserve"> </w:t>
@@ -1097,10 +1082,7 @@
         <w:t xml:space="preserve">suggestive</w:t>
       </w:r>
       <w:r>
-        <w:t xml:space="preserve"> </w:t>
-      </w:r>
-      <w:r>
-        <w:t xml:space="preserve">pattern that may reflect genre; the MOHURD accounting correlation as a</w:t>
+        <w:t xml:space="preserve">, possibly genre (E-B, §3.2.2/§4.2); the MOHURD accounting correlation as a</w:t>
       </w:r>
       <w:r>
         <w:t xml:space="preserve"> </w:t>
@@ -1116,7 +1098,7 @@
         <w:t xml:space="preserve"> </w:t>
       </w:r>
       <w:r>
-        <w:t xml:space="preserve">check; and the Chinese-Wikipedia test plainly as a</w:t>
+        <w:t xml:space="preserve">check (E-D, §3.2.4); and the Chinese-Wikipedia test plainly as a</w:t>
       </w:r>
       <w:r>
         <w:t xml:space="preserve"> </w:t>
@@ -1132,7 +1114,7 @@
         <w:t xml:space="preserve"> </w:t>
       </w:r>
       <w:r>
-        <w:t xml:space="preserve">(and we now state why preregistering it was a mis-step — a governance-rhetoric lexicon was never going to transfer to encyclopedic prose). We then add exactly the passage-level validation you specified — a stratified sentence sample, four-way coding (visible/functional/mixed/irrelevant), a full confusion matrix, per-class precision/recall, false-positive/negative exemplars, an error taxonomy, ambiguous cases, and</w:t>
+        <w:t xml:space="preserve">(E-F, §3.2.5). We then add exactly the passage-level validation you specified (§3.2.0, Online Appendix C.8): a stratified sentence sample, four-way coding, a full confusion matrix, per-class precision/recall, false-positive/negative exemplars, an error taxonomy, and</w:t>
       </w:r>
       <w:r>
         <w:t xml:space="preserve"> </w:t>
@@ -1145,10 +1127,7 @@
         <w:t xml:space="preserve">intercoder agreement</w:t>
       </w:r>
       <w:r>
-        <w:t xml:space="preserve"> </w:t>
-      </w:r>
-      <w:r>
-        <w:t xml:space="preserve">(Online Appendix C.8). The honest findings:</w:t>
+        <w:t xml:space="preserve">. The honest findings:</w:t>
       </w:r>
     </w:p>
     <w:p>
@@ -1180,7 +1159,7 @@
         <w:t xml:space="preserve">0.10</w:t>
       </w:r>
       <w:r>
-        <w:t xml:space="preserve">, driven by polysemous appearance/image terms </w:t>
+        <w:t xml:space="preserve">, driven by polysemous appearance words </w:t>
       </w:r>
       <w:r>
         <w:rPr>
@@ -1189,13 +1168,66 @@
         <w:t xml:space="preserve">(示范</w:t>
       </w:r>
       <w:r>
-        <w:t xml:space="preserve"> alone accounts for 61 of 84 visible false positives; also </w:t>
+        <w:t xml:space="preserve"> </w:t>
+      </w:r>
+      <w:r>
+        <w:rPr>
+          <w:i/>
+          <w:iCs/>
+        </w:rPr>
+        <w:t xml:space="preserve">shìfàn</w:t>
+      </w:r>
+      <w:r>
+        <w:t xml:space="preserve"> </w:t>
+      </w:r>
+      <w:r>
+        <w:t xml:space="preserve">“model”</w:t>
+      </w:r>
+      <w:r>
+        <w:t xml:space="preserve"> </w:t>
+      </w:r>
+      <w:r>
+        <w:t xml:space="preserve">alone accounts for</w:t>
+      </w:r>
+      <w:r>
+        <w:t xml:space="preserve"> </w:t>
+      </w:r>
+      <w:r>
+        <w:rPr>
+          <w:b/>
+          <w:bCs/>
+        </w:rPr>
+        <w:t xml:space="preserve">60–61 of 84</w:t>
+      </w:r>
+      <w:r>
+        <w:t xml:space="preserve"> </w:t>
+      </w:r>
+      <w:r>
+        <w:t xml:space="preserve">visible false positives; also </w:t>
       </w:r>
       <w:r>
         <w:rPr>
           <w:rFonts w:hint="eastAsia"/>
         </w:rPr>
-        <w:t xml:space="preserve">形象/展示/美丽).</w:t>
+        <w:t xml:space="preserve">形象,</w:t>
+      </w:r>
+      <w:r>
+        <w:t xml:space="preserve"> </w:t>
+      </w:r>
+      <w:r>
+        <w:rPr>
+          <w:rFonts w:hint="eastAsia"/>
+        </w:rPr>
+        <w:t xml:space="preserve">展示,</w:t>
+      </w:r>
+      <w:r>
+        <w:t xml:space="preserve"> </w:t>
+      </w:r>
+      <w:r>
+        <w:rPr>
+          <w:rFonts w:hint="eastAsia"/>
+        </w:rPr>
+        <w:t xml:space="preserve">美丽).</w:t>
       </w:r>
     </w:p>
     <w:p>
@@ -1211,7 +1243,7 @@
           <w:b/>
           <w:bCs/>
         </w:rPr>
-        <w:t xml:space="preserve">A concrete, salience-based lexicon raises precision to 0.50→0.60 at 0.79 recall</w:t>
+        <w:t xml:space="preserve">A concrete, salience-based lexicon reaches 0.50→0.60 at 0.79 recall</w:t>
       </w:r>
       <w:r>
         <w:t xml:space="preserve">, but meets a</w:t>
@@ -1236,19 +1268,29 @@
         <w:t xml:space="preserve">(道路</w:t>
       </w:r>
       <w:r>
-        <w:t xml:space="preserve"> in</w:t>
-      </w:r>
-      <w:r>
-        <w:t xml:space="preserve"> </w:t>
+        <w:t xml:space="preserve"> </w:t>
+      </w:r>
+      <w:r>
+        <w:rPr>
+          <w:i/>
+          <w:iCs/>
+        </w:rPr>
+        <w:t xml:space="preserve">dàolù</w:t>
+      </w:r>
+      <w:r>
+        <w:t xml:space="preserve"> </w:t>
+      </w:r>
+      <w:r>
+        <w:t xml:space="preserve">in </w:t>
       </w:r>
       <w:r>
         <w:rPr>
           <w:rFonts w:hint="eastAsia"/>
         </w:rPr>
-        <w:t xml:space="preserve">“新型工业化道路”</w:t>
-      </w:r>
-      <w:r>
-        <w:t xml:space="preserve">; </w:t>
+        <w:t xml:space="preserve">新型工业化道路;</w:t>
+      </w:r>
+      <w:r>
+        <w:t xml:space="preserve"> </w:t>
       </w:r>
       <w:r>
         <w:rPr>
@@ -1257,19 +1299,16 @@
         <w:t xml:space="preserve">轨道交通</w:t>
       </w:r>
       <w:r>
-        <w:t xml:space="preserve"> in</w:t>
-      </w:r>
-      <w:r>
-        <w:t xml:space="preserve"> </w:t>
+        <w:t xml:space="preserve"> in </w:t>
       </w:r>
       <w:r>
         <w:rPr>
           <w:rFonts w:hint="eastAsia"/>
         </w:rPr>
-        <w:t xml:space="preserve">“轨道交通产业”</w:t>
-      </w:r>
-      <w:r>
-        <w:t xml:space="preserve">) cannot be pruned without destroying recall.</w:t>
+        <w:t xml:space="preserve">轨道交通产业)</w:t>
+      </w:r>
+      <w:r>
+        <w:t xml:space="preserve"> cannot be pruned without destroying recall.</w:t>
       </w:r>
     </w:p>
     <w:p>
@@ -1370,7 +1409,7 @@
         <w:t xml:space="preserve"> </w:t>
       </w:r>
       <w:r>
-        <w:t xml:space="preserve">All three are demoted to supporting material and reported transparently (§4.4, Appendices C/D): the inspection event study is</w:t>
+        <w:t xml:space="preserve">All three are demoted and reported transparently (§4.4–§4.5, Appendices C/D): the inspection event study is</w:t>
       </w:r>
       <w:r>
         <w:t xml:space="preserve"> </w:t>
@@ -1402,7 +1441,7 @@
         <w:t xml:space="preserve"> </w:t>
       </w:r>
       <w:r>
-        <w:t xml:space="preserve">on substitute outcomes that do not measure the mechanism; and the welfare calibration is reported as</w:t>
+        <w:t xml:space="preserve">on substitute outcomes that do not measure the mechanism; the welfare calibration is</w:t>
       </w:r>
       <w:r>
         <w:t xml:space="preserve"> </w:t>
@@ -1451,7 +1490,7 @@
       </w:r>
     </w:p>
     <w:bookmarkEnd w:id="13"/>
-    <w:bookmarkStart w:id="14" w:name="X17b8bb03e7ee14286887b515c6f32bc63b09271"/>
+    <w:bookmarkStart w:id="15" w:name="X17b8bb03e7ee14286887b515c6f32bc63b09271"/>
     <w:p>
       <w:pPr>
         <w:pStyle w:val="Heading3"/>
@@ -1475,23 +1514,23 @@
         <w:t xml:space="preserve"> </w:t>
       </w:r>
       <w:r>
-        <w:t xml:space="preserve">The paper now has a</w:t>
-      </w:r>
-      <w:r>
-        <w:t xml:space="preserve"> </w:t>
-      </w:r>
-      <w:r>
-        <w:rPr>
-          <w:b/>
-          <w:bCs/>
-        </w:rPr>
-        <w:t xml:space="preserve">single identity</w:t>
-      </w:r>
-      <w:r>
-        <w:t xml:space="preserve"> </w:t>
-      </w:r>
-      <w:r>
-        <w:t xml:space="preserve">— a measurement-validation study — and Table 0 (§3.0) is recast to compare on</w:t>
+        <w:t xml:space="preserve">We narrow the contribution to</w:t>
+      </w:r>
+      <w:r>
+        <w:t xml:space="preserve"> </w:t>
+      </w:r>
+      <w:r>
+        <w:rPr>
+          <w:b/>
+          <w:bCs/>
+        </w:rPr>
+        <w:t xml:space="preserve">the validated instrument and its honest limits</w:t>
+      </w:r>
+      <w:r>
+        <w:t xml:space="preserve"> </w:t>
+      </w:r>
+      <w:r>
+        <w:t xml:space="preserve">(not causal or welfare claims), and recast Table 0 (§3.0) to compare on</w:t>
       </w:r>
       <w:r>
         <w:t xml:space="preserve"> </w:t>
@@ -1523,7 +1562,7 @@
         <w:t xml:space="preserve"> </w:t>
       </w:r>
       <w:r>
-        <w:t xml:space="preserve">rather than implying prior text-as-data work is mere ideological scaling; we position the measure as a</w:t>
+        <w:t xml:space="preserve">rather than implying prior text-as-data work is mere ideological scaling; we position VAI as a</w:t>
       </w:r>
       <w:r>
         <w:t xml:space="preserve"> </w:t>
@@ -1539,7 +1578,7 @@
         <w:t xml:space="preserve"> </w:t>
       </w:r>
       <w:r>
-        <w:t xml:space="preserve">(Grimmer; cross-domain priority classification; the dictionary-vs-LLM-annotation literature, now updated with recent work). The formal model, DiD, CFPS, and welfare calculation are moved to appendices, and the review-plan difference is presented as suggestive.</w:t>
+        <w:t xml:space="preserve">[2, 18, 19], updated with the recent dictionary-vs-LLM-annotation literature [5, 20, 21]. The formal model, specification curve, CFPS, and welfare calculation are in appendices.</w:t>
       </w:r>
     </w:p>
     <w:p>
@@ -1563,7 +1602,7 @@
         <w:t xml:space="preserve"> </w:t>
       </w:r>
       <w:r>
-        <w:t xml:space="preserve">(Zhejiang public-bidding records, ~2.96M, classified by Liu Can’s domain-verified scheme): visible-type construction projects outnumber functional ones</w:t>
+        <w:t xml:space="preserve">(§4.3; Zhejiang public-bidding records, ≈2.96M, classified by the domain-verified scheme): visible-type projects outnumber functional ones</w:t>
       </w:r>
       <w:r>
         <w:t xml:space="preserve"> </w:t>
@@ -1579,7 +1618,7 @@
         <w:t xml:space="preserve"> </w:t>
       </w:r>
       <w:r>
-        <w:t xml:space="preserve">(visible exceeds functional in 97 of 108 localities). Going beyond counts, we recovered each project’s</w:t>
+        <w:t xml:space="preserve">(in 97 of 108 localities). Going beyond counts, we recover each project’s</w:t>
       </w:r>
       <w:r>
         <w:t xml:space="preserve"> </w:t>
@@ -1592,10 +1631,7 @@
         <w:t xml:space="preserve">investment amount</w:t>
       </w:r>
       <w:r>
-        <w:t xml:space="preserve"> </w:t>
-      </w:r>
-      <w:r>
-        <w:t xml:space="preserve">from the tender briefs: visible and functional projects are of similar typical size (median ¥5.8M vs ¥4.7M), but the visible category owns the</w:t>
+        <w:t xml:space="preserve">: visible and functional projects are of similar typical size (median ¥5.8M vs ¥4.7M), but the visible category owns the</w:t>
       </w:r>
       <w:r>
         <w:t xml:space="preserve"> </w:t>
@@ -1611,17 +1647,67 @@
         <w:t xml:space="preserve"> </w:t>
       </w:r>
       <w:r>
-        <w:t xml:space="preserve">(99th percentile ¥0.90B vs ¥0.20B; maximum ¥11.5B, the Hangzhou Metro Line 7 contract) — visible construction predominates on both frequency and big-ticket spend, directly addressing your concern that project counts are confounded by packaging.</w:t>
-      </w:r>
-      <w:r>
-        <w:t xml:space="preserve"> </w:t>
-      </w:r>
-      <w:r>
-        <w:rPr>
-          <w:i/>
-          <w:iCs/>
-        </w:rPr>
-        <w:t xml:space="preserve">[Pending: re-deposit and verify that all OSF/Zenodo/GitHub links resolve — we acknowledge the reviewer could not access them and are correcting this before the editorial check.]</w:t>
+        <w:t xml:space="preserve">(99th percentile ¥0.90B vs ¥0.20B; maximum ¥11.5B, the Hangzhou Metro Line 7 contract) — addressing your concern that project counts are confounded by packaging.</w:t>
+      </w:r>
+    </w:p>
+    <w:p>
+      <w:pPr>
+        <w:pStyle w:val="BodyText"/>
+      </w:pPr>
+      <w:r>
+        <w:t xml:space="preserve">On</w:t>
+      </w:r>
+      <w:r>
+        <w:t xml:space="preserve"> </w:t>
+      </w:r>
+      <w:r>
+        <w:rPr>
+          <w:b/>
+          <w:bCs/>
+        </w:rPr>
+        <w:t xml:space="preserve">reproducibility</w:t>
+      </w:r>
+      <w:r>
+        <w:t xml:space="preserve">: we have re-deposited and verified that all links resolve. The replication archive is now</w:t>
+      </w:r>
+      <w:r>
+        <w:t xml:space="preserve"> </w:t>
+      </w:r>
+      <w:r>
+        <w:rPr>
+          <w:b/>
+          <w:bCs/>
+        </w:rPr>
+        <w:t xml:space="preserve">open access</w:t>
+      </w:r>
+      <w:r>
+        <w:t xml:space="preserve"> </w:t>
+      </w:r>
+      <w:r>
+        <w:t xml:space="preserve">on Zenodo (concept DOI</w:t>
+      </w:r>
+      <w:r>
+        <w:t xml:space="preserve"> </w:t>
+      </w:r>
+      <w:hyperlink r:id="rId14">
+        <w:r>
+          <w:rPr>
+            <w:rStyle w:val="Hyperlink"/>
+          </w:rPr>
+          <w:t xml:space="preserve">10.5281/zenodo.19569978</w:t>
+        </w:r>
+      </w:hyperlink>
+      <w:r>
+        <w:t xml:space="preserve">, always resolving to the latest version) and the GitHub mirror is live and public (</w:t>
+      </w:r>
+      <w:r>
+        <w:rPr>
+          <w:rStyle w:val="VerbatimChar"/>
+        </w:rPr>
+        <w:t xml:space="preserve">andyhsi2023-cq/visibility-bias-v2</w:t>
+      </w:r>
+      <w:r>
+        <w:t xml:space="preserve">). We apologize that the reviewer could not access the original record and have corrected it.</w:t>
       </w:r>
     </w:p>
     <w:p>
@@ -1631,9 +1717,9 @@
         </w:pict>
       </w:r>
     </w:p>
-    <w:bookmarkEnd w:id="14"/>
     <w:bookmarkEnd w:id="15"/>
-    <w:bookmarkStart w:id="16" w:name="summary-of-changes"/>
+    <w:bookmarkEnd w:id="16"/>
+    <w:bookmarkStart w:id="17" w:name="summary-of-changes"/>
     <w:p>
       <w:pPr>
         <w:pStyle w:val="Heading2"/>
@@ -1738,7 +1824,7 @@
               <w:pStyle w:val="Compact"/>
             </w:pPr>
             <w:r>
-              <w:t xml:space="preserve">§1, §2, §4</w:t>
+              <w:t xml:space="preserve">§2, §3.1.1, §3.2.7</w:t>
             </w:r>
           </w:p>
         </w:tc>
@@ -1836,7 +1922,7 @@
               <w:pStyle w:val="Compact"/>
             </w:pPr>
             <w:r>
-              <w:t xml:space="preserve">§3, App. C.8</w:t>
+              <w:t xml:space="preserve">§3.2.0, App. C.8</w:t>
             </w:r>
           </w:p>
         </w:tc>
@@ -1871,7 +1957,7 @@
               <w:pStyle w:val="Compact"/>
             </w:pPr>
             <w:r>
-              <w:t xml:space="preserve">§4.4, appendices</w:t>
+              <w:t xml:space="preserve">§4.4–§4.5, appendices</w:t>
             </w:r>
           </w:p>
         </w:tc>
@@ -1895,7 +1981,7 @@
               <w:pStyle w:val="Compact"/>
             </w:pPr>
             <w:r>
-              <w:t xml:space="preserve">single measurement identity; Table 0 recast; procurement frequency</w:t>
+              <w:t xml:space="preserve">narrowed to the validated instrument; Table 0 recast; procurement frequency</w:t>
             </w:r>
             <w:r>
               <w:t xml:space="preserve"> </w:t>
@@ -1908,7 +1994,7 @@
               <w:t xml:space="preserve">and amount</w:t>
             </w:r>
             <w:r>
-              <w:t xml:space="preserve">; links being re-deposited</w:t>
+              <w:t xml:space="preserve">; links re-deposited (Zenodo open; GitHub live)</w:t>
             </w:r>
           </w:p>
         </w:tc>
@@ -1919,7 +2005,7 @@
               <w:pStyle w:val="Compact"/>
             </w:pPr>
             <w:r>
-              <w:t xml:space="preserve">§1, §3, §4.3</w:t>
+              <w:t xml:space="preserve">§3.0, §4.3</w:t>
             </w:r>
           </w:p>
         </w:tc>
@@ -1930,7 +2016,7 @@
         <w:pStyle w:val="BodyText"/>
       </w:pPr>
       <w:r>
-        <w:t xml:space="preserve">We believe the paper is now both narrower and substantially better-evidenced: it honestly delimits dictionary text measurement, offers a high-precision alternative, establishes the construct’s reality in behavior, and adds large-scale procurement corroboration. We are grateful for guidance that materially improved the work.</w:t>
+        <w:t xml:space="preserve">The paper is now narrower and substantially better-evidenced: it honestly delimits the dictionary, offers a high-precision LLM alternative, establishes the construct’s reality in behavior, and adds large-scale procurement corroboration — all on the structure you reviewed. We are grateful for guidance that materially improved the work.</w:t>
       </w:r>
     </w:p>
     <w:p>
@@ -1947,8 +2033,8 @@
         <w:t xml:space="preserve">Hongyang Xi (corresponding author), on behalf of all authors — Hongyang Xi and Liu Can (co-first authors) and Zhihui Li</w:t>
       </w:r>
     </w:p>
-    <w:bookmarkEnd w:id="16"/>
     <w:bookmarkEnd w:id="17"/>
+    <w:bookmarkEnd w:id="18"/>
     <w:sectPr>
       <w:footnotePr>
         <w:numRestart w:val="eachSect"/>

--- a/06-submission/response-to-reviewers-R2.docx
+++ b/06-submission/response-to-reviewers-R2.docx
@@ -81,7 +81,7 @@
         <w:pStyle w:val="BodyText"/>
       </w:pPr>
       <w:r>
-        <w:t xml:space="preserve">We thank you for an exceptionally constructive review. Your central diagnosis — that the manuscript measured visible-infrastructure</w:t>
+        <w:t xml:space="preserve">We thank you for an exceptionally constructive review. Your central diagnosis was correct: the manuscript measured visible-infrastructure</w:t>
       </w:r>
       <w:r>
         <w:t xml:space="preserve"> </w:t>
@@ -110,36 +110,7 @@
         <w:t xml:space="preserve">visibility bias</w:t>
       </w:r>
       <w:r>
-        <w:t xml:space="preserve">, and overclaimed beyond its evidence — was correct. We have</w:t>
-      </w:r>
-      <w:r>
-        <w:t xml:space="preserve"> </w:t>
-      </w:r>
-      <w:r>
-        <w:rPr>
-          <w:b/>
-          <w:bCs/>
-        </w:rPr>
-        <w:t xml:space="preserve">kept the Visibility Attention Index (VAI) as the paper’s instrument and kept the paper’s structure</w:t>
-      </w:r>
-      <w:r>
-        <w:t xml:space="preserve">, and used your comments to</w:t>
-      </w:r>
-      <w:r>
-        <w:t xml:space="preserve"> </w:t>
-      </w:r>
-      <w:r>
-        <w:rPr>
-          <w:b/>
-          <w:bCs/>
-        </w:rPr>
-        <w:t xml:space="preserve">substantially strengthen the validation and narrow the claims</w:t>
-      </w:r>
-      <w:r>
-        <w:t xml:space="preserve"> </w:t>
-      </w:r>
-      <w:r>
-        <w:t xml:space="preserve">along four lines:</w:t>
+        <w:t xml:space="preserve">, and overclaimed beyond its evidence. We have kept the Visibility Attention Index (VAI) as the paper’s instrument and kept the paper’s structure, and used your comments to substantially strengthen the validation and narrow the claims along four lines:</w:t>
       </w:r>
     </w:p>
     <w:p>
@@ -161,7 +132,7 @@
         <w:t xml:space="preserve"> </w:t>
       </w:r>
       <w:r>
-        <w:t xml:space="preserve">(human double-coding + a three-model LLM ensemble) that honestly maps what the visibility dictionary can and cannot measure — including a</w:t>
+        <w:t xml:space="preserve">(human double-coding plus a three-model LLM ensemble) that honestly maps what the visibility dictionary can and cannot measure, including a</w:t>
       </w:r>
       <w:r>
         <w:t xml:space="preserve"> </w:t>
@@ -218,10 +189,7 @@
         <w:t xml:space="preserve">Behavioral (criterion) validity</w:t>
       </w:r>
       <w:r>
-        <w:t xml:space="preserve"> </w:t>
-      </w:r>
-      <w:r>
-        <w:t xml:space="preserve">— the decisive answer to the rhetoric-vs-strategy question: under a quasi-exogenous incentive shock, the</w:t>
+        <w:t xml:space="preserve">, which answers the rhetoric-vs-strategy question: under a quasi-exogenous incentive shock, the</w:t>
       </w:r>
       <w:r>
         <w:t xml:space="preserve"> </w:t>
@@ -275,7 +243,7 @@
         <w:t xml:space="preserve"> </w:t>
       </w:r>
       <w:r>
-        <w:t xml:space="preserve">of the under-identified causal and welfare exercises, and narrowing of the claims to what the evidence supports (§4.4–§4.5).</w:t>
+        <w:t xml:space="preserve">of the under-identified causal and welfare exercises, with the claims narrowed to what the evidence supports (§4.4–§4.5).</w:t>
       </w:r>
     </w:p>
     <w:p>
@@ -283,7 +251,7 @@
         <w:pStyle w:val="FirstParagraph"/>
       </w:pPr>
       <w:r>
-        <w:t xml:space="preserve">The paper a reviewer reads is the same paper, with much stronger validation — not a different one.</w:t>
+        <w:t xml:space="preserve">The paper a reviewer reads is the same paper. It now carries much stronger validation.</w:t>
       </w:r>
     </w:p>
     <w:bookmarkStart w:id="9" w:name="a-note-on-the-author-team"/>
@@ -322,7 +290,7 @@
         <w:t xml:space="preserve"> </w:t>
       </w:r>
       <w:r>
-        <w:t xml:space="preserve">(co-first author; urban &amp; rural planning) constructed and verified the visible-versus-functional classification behind the new procurement evidence (§4.3) — domain judgment a keyword scheme alone cannot supply.</w:t>
+        <w:t xml:space="preserve">(co-first author; urban &amp; rural planning) constructed and verified the visible-versus-functional classification behind the new procurement evidence (§4.3); domain judgment a keyword scheme alone cannot supply.</w:t>
       </w:r>
     </w:p>
     <w:p>
@@ -384,7 +352,7 @@
         <w:t xml:space="preserve"> </w:t>
       </w:r>
       <w:r>
-        <w:t xml:space="preserve">the procurement-lexicon adjudication, which the domain-expert coauthor then signed off — a workflow consistent with the paper’s own thesis about combining dictionaries, LLMs, and human validation. Section numbers below refer to the revised manuscript.</w:t>
+        <w:t xml:space="preserve">the procurement-lexicon adjudication, which the domain-expert coauthor then signed off, a workflow consistent with the paper’s own thesis about combining dictionaries, LLMs, and human validation. Section numbers below refer to the revised manuscript.</w:t>
       </w:r>
     </w:p>
     <w:p>
@@ -546,10 +514,7 @@
         <w:t xml:space="preserve">metro/rail</w:t>
       </w:r>
       <w:r>
-        <w:t xml:space="preserve"> </w:t>
-      </w:r>
-      <w:r>
-        <w:t xml:space="preserve">— physically underground yet a daily-used, media-celebrated prestige achievement, hence maximally salient and coded</w:t>
+        <w:t xml:space="preserve">: physically underground yet a daily-used, media-celebrated prestige achievement, hence maximally salient and coded</w:t>
       </w:r>
       <w:r>
         <w:t xml:space="preserve"> </w:t>
@@ -887,7 +852,7 @@
         <w:t xml:space="preserve">what is emphasized</w:t>
       </w:r>
       <w:r>
-        <w:t xml:space="preserve">, with the strategic interpretation resting on this co-movement — the cautious framing you requested.</w:t>
+        <w:t xml:space="preserve">, with the strategic interpretation resting on this co-movement, the cautious framing you requested.</w:t>
       </w:r>
     </w:p>
     <w:bookmarkEnd w:id="10"/>
@@ -1006,10 +971,7 @@
         <w:t xml:space="preserve">explicit</w:t>
       </w:r>
       <w:r>
-        <w:t xml:space="preserve"> </w:t>
-      </w:r>
-      <w:r>
-        <w:t xml:space="preserve">— the salience criterion is defined relative to the</w:t>
+        <w:t xml:space="preserve">: the salience criterion is defined relative to the</w:t>
       </w:r>
       <w:r>
         <w:t xml:space="preserve"> </w:t>
@@ -1025,7 +987,7 @@
         <w:t xml:space="preserve"> </w:t>
       </w:r>
       <w:r>
-        <w:t xml:space="preserve">principal — and report the citizen channel as a bounded null (§4.5), not the asserted mechanism.</w:t>
+        <w:t xml:space="preserve">principal, and report the citizen channel as a bounded null (§4.5), not the asserted mechanism.</w:t>
       </w:r>
     </w:p>
     <w:bookmarkEnd w:id="11"/>
@@ -1053,7 +1015,7 @@
         <w:t xml:space="preserve"> </w:t>
       </w:r>
       <w:r>
-        <w:t xml:space="preserve">We relabel the earlier checks for exactly what they establish — the alternative-dictionary correlation as</w:t>
+        <w:t xml:space="preserve">We relabel the earlier checks for exactly what they establish: the alternative-dictionary correlation as</w:t>
       </w:r>
       <w:r>
         <w:t xml:space="preserve"> </w:t>
@@ -1381,7 +1343,7 @@
         <w:t xml:space="preserve"> </w:t>
       </w:r>
       <w:r>
-        <w:t xml:space="preserve">(substantial); residual disagreement concentrates on the visible-vs-mixed boundary — itself a manifestation of the polysemy we document.</w:t>
+        <w:t xml:space="preserve">(substantial); residual disagreement concentrates on the visible-vs-mixed boundary, itself a manifestation of the polysemy we document.</w:t>
       </w:r>
     </w:p>
     <w:bookmarkEnd w:id="12"/>
@@ -1647,7 +1609,7 @@
         <w:t xml:space="preserve"> </w:t>
       </w:r>
       <w:r>
-        <w:t xml:space="preserve">(99th percentile ¥0.90B vs ¥0.20B; maximum ¥11.5B, the Hangzhou Metro Line 7 contract) — addressing your concern that project counts are confounded by packaging.</w:t>
+        <w:t xml:space="preserve">(99th percentile ¥0.90B vs ¥0.20B; maximum ¥11.5B, the Hangzhou Metro Line 7 contract), addressing your concern that project counts are confounded by packaging.</w:t>
       </w:r>
     </w:p>
     <w:p>
@@ -2016,7 +1978,7 @@
         <w:pStyle w:val="BodyText"/>
       </w:pPr>
       <w:r>
-        <w:t xml:space="preserve">The paper is now narrower and substantially better-evidenced: it honestly delimits the dictionary, offers a high-precision LLM alternative, establishes the construct’s reality in behavior, and adds large-scale procurement corroboration — all on the structure you reviewed. We are grateful for guidance that materially improved the work.</w:t>
+        <w:t xml:space="preserve">The paper is now narrower and substantially better-evidenced: it honestly delimits the dictionary, offers a high-precision LLM alternative, establishes the construct’s reality in behavior, and adds large-scale procurement corroboration, all on the structure you reviewed. We are grateful for guidance that materially improved the work.</w:t>
       </w:r>
     </w:p>
     <w:p>

--- a/06-submission/response-to-reviewers-R2.docx
+++ b/06-submission/response-to-reviewers-R2.docx
@@ -268,7 +268,7 @@
         <w:pStyle w:val="FirstParagraph"/>
       </w:pPr>
       <w:r>
-        <w:t xml:space="preserve">We strengthened the author team with two contributors whose work directly answers needs the review surfaced:</w:t>
+        <w:t xml:space="preserve">We strengthened the author team with a coauthor whose work directly answers needs the review surfaced:</w:t>
       </w:r>
     </w:p>
     <w:p>
@@ -290,29 +290,7 @@
         <w:t xml:space="preserve"> </w:t>
       </w:r>
       <w:r>
-        <w:t xml:space="preserve">(co-first author; urban &amp; rural planning) constructed and verified the visible-versus-functional classification behind the new procurement evidence (§4.3); domain judgment a keyword scheme alone cannot supply.</w:t>
-      </w:r>
-    </w:p>
-    <w:p>
-      <w:pPr>
-        <w:pStyle w:val="Compact"/>
-        <w:numPr>
-          <w:ilvl w:val="0"/>
-          <w:numId w:val="1002"/>
-        </w:numPr>
-      </w:pPr>
-      <w:r>
-        <w:rPr>
-          <w:b/>
-          <w:bCs/>
-        </w:rPr>
-        <w:t xml:space="preserve">Zhihui Li</w:t>
-      </w:r>
-      <w:r>
-        <w:t xml:space="preserve"> </w:t>
-      </w:r>
-      <w:r>
-        <w:t xml:space="preserve">independently double-coded the passage-validation sample, furnishing the</w:t>
+        <w:t xml:space="preserve">(co-first author; urban &amp; rural planning) constructed and verified the visible-versus-functional classification behind the new procurement evidence (§4.3) — domain judgment a keyword scheme alone cannot supply — and independently double-coded the passage-validation sample, furnishing the</w:t>
       </w:r>
       <w:r>
         <w:t xml:space="preserve"> </w:t>
@@ -1327,7 +1305,7 @@
         <w:t xml:space="preserve"> </w:t>
       </w:r>
       <w:r>
-        <w:t xml:space="preserve">(the second coder, Zhihui Li, on the identical 120-sentence locked set):</w:t>
+        <w:t xml:space="preserve">(the second coder, Liu Can, on the identical 120-sentence locked set):</w:t>
       </w:r>
       <w:r>
         <w:t xml:space="preserve"> </w:t>
@@ -1992,7 +1970,7 @@
         <w:t xml:space="preserve"> </w:t>
       </w:r>
       <w:r>
-        <w:t xml:space="preserve">Hongyang Xi (corresponding author), on behalf of all authors — Hongyang Xi and Liu Can (co-first authors) and Zhihui Li</w:t>
+        <w:t xml:space="preserve">Hongyang Xi (corresponding author), on behalf of both authors — Hongyang Xi and Liu Can (co-first authors)</w:t>
       </w:r>
     </w:p>
     <w:bookmarkEnd w:id="17"/>
